--- a/public/modelos/folha-alteracoes-plantao-juliett.docx
+++ b/public/modelos/folha-alteracoes-plantao-juliett.docx
@@ -251,6 +251,552 @@
                 <w:rFonts w:ascii="Arial" w:hAnsi="Arial"/>
                 <w:sz w:val="18"/>
               </w:rPr>
+              <w:t xml:space="preserve">11</w:t>
+            </w:r>
+          </w:p>
+        </w:tc>
+        <w:tc>
+          <w:tcPr>
+            <w:tcW w:w="1700" w:type="dxa"/>
+            <w:vAlign w:val="center"/>
+          </w:tcPr>
+          <w:p>
+            <w:pPr>
+              <w:jc w:val="center"/>
+              <w:spacing w:after="20" w:before="20" w:line="240" w:lineRule="auto"/>
+            </w:pPr>
+            <w:r>
+              <w:rPr>
+                <w:rFonts w:ascii="Arial" w:hAnsi="Arial"/>
+                <w:sz w:val="18"/>
+              </w:rPr>
+              <w:t xml:space="preserve">AL CFO PM</w:t>
+            </w:r>
+          </w:p>
+        </w:tc>
+        <w:tc>
+          <w:tcPr>
+            <w:tcW w:w="4500" w:type="dxa"/>
+            <w:vAlign w:val="center"/>
+          </w:tcPr>
+          <w:p>
+            <w:pPr>
+              <w:jc w:val="left"/>
+              <w:spacing w:after="20" w:before="20" w:line="240" w:lineRule="auto"/>
+            </w:pPr>
+            <w:r>
+              <w:rPr>
+                <w:rFonts w:ascii="Arial" w:hAnsi="Arial"/>
+                <w:sz w:val="18"/>
+              </w:rPr>
+              <w:t xml:space="preserve">KALYNNE GOMES</w:t>
+            </w:r>
+          </w:p>
+        </w:tc>
+        <w:tc>
+          <w:tcPr>
+            <w:tcW w:w="2500" w:type="dxa"/>
+            <w:vAlign w:val="center"/>
+          </w:tcPr>
+          <w:p>
+            <w:pPr>
+              <w:jc w:val="left"/>
+              <w:spacing w:after="20" w:before="20" w:line="240" w:lineRule="auto"/>
+            </w:pPr>
+            <w:r>
+              <w:rPr>
+                <w:rFonts w:ascii="Arial" w:hAnsi="Arial"/>
+                <w:sz w:val="18"/>
+              </w:rPr>
+              <w:t xml:space="preserve"/>
+            </w:r>
+          </w:p>
+        </w:tc>
+      </w:tr>
+      <w:tr>
+        <w:tc>
+          <w:tcPr>
+            <w:tcW w:w="900" w:type="dxa"/>
+            <w:vAlign w:val="center"/>
+          </w:tcPr>
+          <w:p>
+            <w:pPr>
+              <w:jc w:val="center"/>
+              <w:spacing w:after="20" w:before="20" w:line="240" w:lineRule="auto"/>
+            </w:pPr>
+            <w:r>
+              <w:rPr>
+                <w:rFonts w:ascii="Arial" w:hAnsi="Arial"/>
+                <w:sz w:val="18"/>
+              </w:rPr>
+              <w:t xml:space="preserve">12</w:t>
+            </w:r>
+          </w:p>
+        </w:tc>
+        <w:tc>
+          <w:tcPr>
+            <w:tcW w:w="1700" w:type="dxa"/>
+            <w:vAlign w:val="center"/>
+          </w:tcPr>
+          <w:p>
+            <w:pPr>
+              <w:jc w:val="center"/>
+              <w:spacing w:after="20" w:before="20" w:line="240" w:lineRule="auto"/>
+            </w:pPr>
+            <w:r>
+              <w:rPr>
+                <w:rFonts w:ascii="Arial" w:hAnsi="Arial"/>
+                <w:sz w:val="18"/>
+              </w:rPr>
+              <w:t xml:space="preserve">AL CFO PM</w:t>
+            </w:r>
+          </w:p>
+        </w:tc>
+        <w:tc>
+          <w:tcPr>
+            <w:tcW w:w="4500" w:type="dxa"/>
+            <w:vAlign w:val="center"/>
+          </w:tcPr>
+          <w:p>
+            <w:pPr>
+              <w:jc w:val="left"/>
+              <w:spacing w:after="20" w:before="20" w:line="240" w:lineRule="auto"/>
+            </w:pPr>
+            <w:r>
+              <w:rPr>
+                <w:rFonts w:ascii="Arial" w:hAnsi="Arial"/>
+                <w:sz w:val="18"/>
+              </w:rPr>
+              <w:t xml:space="preserve">MELO</w:t>
+            </w:r>
+          </w:p>
+        </w:tc>
+        <w:tc>
+          <w:tcPr>
+            <w:tcW w:w="2500" w:type="dxa"/>
+            <w:vAlign w:val="center"/>
+          </w:tcPr>
+          <w:p>
+            <w:pPr>
+              <w:jc w:val="left"/>
+              <w:spacing w:after="20" w:before="20" w:line="240" w:lineRule="auto"/>
+            </w:pPr>
+            <w:r>
+              <w:rPr>
+                <w:rFonts w:ascii="Arial" w:hAnsi="Arial"/>
+                <w:sz w:val="18"/>
+              </w:rPr>
+              <w:t xml:space="preserve"/>
+            </w:r>
+          </w:p>
+        </w:tc>
+      </w:tr>
+      <w:tr>
+        <w:tc>
+          <w:tcPr>
+            <w:tcW w:w="900" w:type="dxa"/>
+            <w:vAlign w:val="center"/>
+          </w:tcPr>
+          <w:p>
+            <w:pPr>
+              <w:jc w:val="center"/>
+              <w:spacing w:after="20" w:before="20" w:line="240" w:lineRule="auto"/>
+            </w:pPr>
+            <w:r>
+              <w:rPr>
+                <w:rFonts w:ascii="Arial" w:hAnsi="Arial"/>
+                <w:sz w:val="18"/>
+              </w:rPr>
+              <w:t xml:space="preserve">33</w:t>
+            </w:r>
+          </w:p>
+        </w:tc>
+        <w:tc>
+          <w:tcPr>
+            <w:tcW w:w="1700" w:type="dxa"/>
+            <w:vAlign w:val="center"/>
+          </w:tcPr>
+          <w:p>
+            <w:pPr>
+              <w:jc w:val="center"/>
+              <w:spacing w:after="20" w:before="20" w:line="240" w:lineRule="auto"/>
+            </w:pPr>
+            <w:r>
+              <w:rPr>
+                <w:rFonts w:ascii="Arial" w:hAnsi="Arial"/>
+                <w:sz w:val="18"/>
+              </w:rPr>
+              <w:t xml:space="preserve">AL CFO PM</w:t>
+            </w:r>
+          </w:p>
+        </w:tc>
+        <w:tc>
+          <w:tcPr>
+            <w:tcW w:w="4500" w:type="dxa"/>
+            <w:vAlign w:val="center"/>
+          </w:tcPr>
+          <w:p>
+            <w:pPr>
+              <w:jc w:val="left"/>
+              <w:spacing w:after="20" w:before="20" w:line="240" w:lineRule="auto"/>
+            </w:pPr>
+            <w:r>
+              <w:rPr>
+                <w:rFonts w:ascii="Arial" w:hAnsi="Arial"/>
+                <w:sz w:val="18"/>
+              </w:rPr>
+              <w:t xml:space="preserve">LUIZ VICENTE</w:t>
+            </w:r>
+          </w:p>
+        </w:tc>
+        <w:tc>
+          <w:tcPr>
+            <w:tcW w:w="2500" w:type="dxa"/>
+            <w:vAlign w:val="center"/>
+          </w:tcPr>
+          <w:p>
+            <w:pPr>
+              <w:jc w:val="left"/>
+              <w:spacing w:after="20" w:before="20" w:line="240" w:lineRule="auto"/>
+            </w:pPr>
+            <w:r>
+              <w:rPr>
+                <w:rFonts w:ascii="Arial" w:hAnsi="Arial"/>
+                <w:sz w:val="18"/>
+              </w:rPr>
+              <w:t xml:space="preserve"/>
+            </w:r>
+          </w:p>
+        </w:tc>
+      </w:tr>
+      <w:tr>
+        <w:tc>
+          <w:tcPr>
+            <w:tcW w:w="900" w:type="dxa"/>
+            <w:vAlign w:val="center"/>
+          </w:tcPr>
+          <w:p>
+            <w:pPr>
+              <w:jc w:val="center"/>
+              <w:spacing w:after="20" w:before="20" w:line="240" w:lineRule="auto"/>
+            </w:pPr>
+            <w:r>
+              <w:rPr>
+                <w:rFonts w:ascii="Arial" w:hAnsi="Arial"/>
+                <w:sz w:val="18"/>
+              </w:rPr>
+              <w:t xml:space="preserve">72</w:t>
+            </w:r>
+          </w:p>
+        </w:tc>
+        <w:tc>
+          <w:tcPr>
+            <w:tcW w:w="1700" w:type="dxa"/>
+            <w:vAlign w:val="center"/>
+          </w:tcPr>
+          <w:p>
+            <w:pPr>
+              <w:jc w:val="center"/>
+              <w:spacing w:after="20" w:before="20" w:line="240" w:lineRule="auto"/>
+            </w:pPr>
+            <w:r>
+              <w:rPr>
+                <w:rFonts w:ascii="Arial" w:hAnsi="Arial"/>
+                <w:sz w:val="18"/>
+              </w:rPr>
+              <w:t xml:space="preserve">AL CFO PM</w:t>
+            </w:r>
+          </w:p>
+        </w:tc>
+        <w:tc>
+          <w:tcPr>
+            <w:tcW w:w="4500" w:type="dxa"/>
+            <w:vAlign w:val="center"/>
+          </w:tcPr>
+          <w:p>
+            <w:pPr>
+              <w:jc w:val="left"/>
+              <w:spacing w:after="20" w:before="20" w:line="240" w:lineRule="auto"/>
+            </w:pPr>
+            <w:r>
+              <w:rPr>
+                <w:rFonts w:ascii="Arial" w:hAnsi="Arial"/>
+                <w:sz w:val="18"/>
+              </w:rPr>
+              <w:t xml:space="preserve">EDNALDO BEZERRA</w:t>
+            </w:r>
+          </w:p>
+        </w:tc>
+        <w:tc>
+          <w:tcPr>
+            <w:tcW w:w="2500" w:type="dxa"/>
+            <w:vAlign w:val="center"/>
+          </w:tcPr>
+          <w:p>
+            <w:pPr>
+              <w:jc w:val="left"/>
+              <w:spacing w:after="20" w:before="20" w:line="240" w:lineRule="auto"/>
+            </w:pPr>
+            <w:r>
+              <w:rPr>
+                <w:rFonts w:ascii="Arial" w:hAnsi="Arial"/>
+                <w:sz w:val="18"/>
+              </w:rPr>
+              <w:t xml:space="preserve"/>
+            </w:r>
+          </w:p>
+        </w:tc>
+      </w:tr>
+      <w:tr>
+        <w:tc>
+          <w:tcPr>
+            <w:tcW w:w="900" w:type="dxa"/>
+            <w:vAlign w:val="center"/>
+          </w:tcPr>
+          <w:p>
+            <w:pPr>
+              <w:jc w:val="center"/>
+              <w:spacing w:after="20" w:before="20" w:line="240" w:lineRule="auto"/>
+            </w:pPr>
+            <w:r>
+              <w:rPr>
+                <w:rFonts w:ascii="Arial" w:hAnsi="Arial"/>
+                <w:sz w:val="18"/>
+              </w:rPr>
+              <w:t xml:space="preserve">82</w:t>
+            </w:r>
+          </w:p>
+        </w:tc>
+        <w:tc>
+          <w:tcPr>
+            <w:tcW w:w="1700" w:type="dxa"/>
+            <w:vAlign w:val="center"/>
+          </w:tcPr>
+          <w:p>
+            <w:pPr>
+              <w:jc w:val="center"/>
+              <w:spacing w:after="20" w:before="20" w:line="240" w:lineRule="auto"/>
+            </w:pPr>
+            <w:r>
+              <w:rPr>
+                <w:rFonts w:ascii="Arial" w:hAnsi="Arial"/>
+                <w:sz w:val="18"/>
+              </w:rPr>
+              <w:t xml:space="preserve">AL CFO PM</w:t>
+            </w:r>
+          </w:p>
+        </w:tc>
+        <w:tc>
+          <w:tcPr>
+            <w:tcW w:w="4500" w:type="dxa"/>
+            <w:vAlign w:val="center"/>
+          </w:tcPr>
+          <w:p>
+            <w:pPr>
+              <w:jc w:val="left"/>
+              <w:spacing w:after="20" w:before="20" w:line="240" w:lineRule="auto"/>
+            </w:pPr>
+            <w:r>
+              <w:rPr>
+                <w:rFonts w:ascii="Arial" w:hAnsi="Arial"/>
+                <w:sz w:val="18"/>
+              </w:rPr>
+              <w:t xml:space="preserve">LEANDRO SILVA</w:t>
+            </w:r>
+          </w:p>
+        </w:tc>
+        <w:tc>
+          <w:tcPr>
+            <w:tcW w:w="2500" w:type="dxa"/>
+            <w:vAlign w:val="center"/>
+          </w:tcPr>
+          <w:p>
+            <w:pPr>
+              <w:jc w:val="left"/>
+              <w:spacing w:after="20" w:before="20" w:line="240" w:lineRule="auto"/>
+            </w:pPr>
+            <w:r>
+              <w:rPr>
+                <w:rFonts w:ascii="Arial" w:hAnsi="Arial"/>
+                <w:sz w:val="18"/>
+              </w:rPr>
+              <w:t xml:space="preserve"/>
+            </w:r>
+          </w:p>
+        </w:tc>
+      </w:tr>
+      <w:tr>
+        <w:tc>
+          <w:tcPr>
+            <w:tcW w:w="900" w:type="dxa"/>
+            <w:vAlign w:val="center"/>
+          </w:tcPr>
+          <w:p>
+            <w:pPr>
+              <w:jc w:val="center"/>
+              <w:spacing w:after="20" w:before="20" w:line="240" w:lineRule="auto"/>
+            </w:pPr>
+            <w:r>
+              <w:rPr>
+                <w:rFonts w:ascii="Arial" w:hAnsi="Arial"/>
+                <w:sz w:val="18"/>
+              </w:rPr>
+              <w:t xml:space="preserve">86</w:t>
+            </w:r>
+          </w:p>
+        </w:tc>
+        <w:tc>
+          <w:tcPr>
+            <w:tcW w:w="1700" w:type="dxa"/>
+            <w:vAlign w:val="center"/>
+          </w:tcPr>
+          <w:p>
+            <w:pPr>
+              <w:jc w:val="center"/>
+              <w:spacing w:after="20" w:before="20" w:line="240" w:lineRule="auto"/>
+            </w:pPr>
+            <w:r>
+              <w:rPr>
+                <w:rFonts w:ascii="Arial" w:hAnsi="Arial"/>
+                <w:sz w:val="18"/>
+              </w:rPr>
+              <w:t xml:space="preserve">AL CFO PM</w:t>
+            </w:r>
+          </w:p>
+        </w:tc>
+        <w:tc>
+          <w:tcPr>
+            <w:tcW w:w="4500" w:type="dxa"/>
+            <w:vAlign w:val="center"/>
+          </w:tcPr>
+          <w:p>
+            <w:pPr>
+              <w:jc w:val="left"/>
+              <w:spacing w:after="20" w:before="20" w:line="240" w:lineRule="auto"/>
+            </w:pPr>
+            <w:r>
+              <w:rPr>
+                <w:rFonts w:ascii="Arial" w:hAnsi="Arial"/>
+                <w:sz w:val="18"/>
+              </w:rPr>
+              <w:t xml:space="preserve">HOLANDA</w:t>
+            </w:r>
+          </w:p>
+        </w:tc>
+        <w:tc>
+          <w:tcPr>
+            <w:tcW w:w="2500" w:type="dxa"/>
+            <w:vAlign w:val="center"/>
+          </w:tcPr>
+          <w:p>
+            <w:pPr>
+              <w:jc w:val="left"/>
+              <w:spacing w:after="20" w:before="20" w:line="240" w:lineRule="auto"/>
+            </w:pPr>
+            <w:r>
+              <w:rPr>
+                <w:rFonts w:ascii="Arial" w:hAnsi="Arial"/>
+                <w:sz w:val="18"/>
+              </w:rPr>
+              <w:t xml:space="preserve"/>
+            </w:r>
+          </w:p>
+        </w:tc>
+      </w:tr>
+      <w:tr>
+        <w:tc>
+          <w:tcPr>
+            <w:tcW w:w="900" w:type="dxa"/>
+            <w:vAlign w:val="center"/>
+          </w:tcPr>
+          <w:p>
+            <w:pPr>
+              <w:jc w:val="center"/>
+              <w:spacing w:after="20" w:before="20" w:line="240" w:lineRule="auto"/>
+            </w:pPr>
+            <w:r>
+              <w:rPr>
+                <w:rFonts w:ascii="Arial" w:hAnsi="Arial"/>
+                <w:sz w:val="18"/>
+              </w:rPr>
+              <w:t xml:space="preserve">91</w:t>
+            </w:r>
+          </w:p>
+        </w:tc>
+        <w:tc>
+          <w:tcPr>
+            <w:tcW w:w="1700" w:type="dxa"/>
+            <w:vAlign w:val="center"/>
+          </w:tcPr>
+          <w:p>
+            <w:pPr>
+              <w:jc w:val="center"/>
+              <w:spacing w:after="20" w:before="20" w:line="240" w:lineRule="auto"/>
+            </w:pPr>
+            <w:r>
+              <w:rPr>
+                <w:rFonts w:ascii="Arial" w:hAnsi="Arial"/>
+                <w:sz w:val="18"/>
+              </w:rPr>
+              <w:t xml:space="preserve">AL CFO PM</w:t>
+            </w:r>
+          </w:p>
+        </w:tc>
+        <w:tc>
+          <w:tcPr>
+            <w:tcW w:w="4500" w:type="dxa"/>
+            <w:vAlign w:val="center"/>
+          </w:tcPr>
+          <w:p>
+            <w:pPr>
+              <w:jc w:val="left"/>
+              <w:spacing w:after="20" w:before="20" w:line="240" w:lineRule="auto"/>
+            </w:pPr>
+            <w:r>
+              <w:rPr>
+                <w:rFonts w:ascii="Arial" w:hAnsi="Arial"/>
+                <w:sz w:val="18"/>
+              </w:rPr>
+              <w:t xml:space="preserve">DANILO</w:t>
+            </w:r>
+          </w:p>
+        </w:tc>
+        <w:tc>
+          <w:tcPr>
+            <w:tcW w:w="2500" w:type="dxa"/>
+            <w:vAlign w:val="center"/>
+          </w:tcPr>
+          <w:p>
+            <w:pPr>
+              <w:jc w:val="left"/>
+              <w:spacing w:after="20" w:before="20" w:line="240" w:lineRule="auto"/>
+            </w:pPr>
+            <w:r>
+              <w:rPr>
+                <w:rFonts w:ascii="Arial" w:hAnsi="Arial"/>
+                <w:sz w:val="18"/>
+              </w:rPr>
+              <w:t xml:space="preserve"/>
+            </w:r>
+          </w:p>
+        </w:tc>
+      </w:tr>
+      <w:tr>
+        <w:tc>
+          <w:tcPr>
+            <w:tcW w:w="900" w:type="dxa"/>
+            <w:vAlign w:val="center"/>
+          </w:tcPr>
+          <w:p>
+            <w:pPr>
+              <w:jc w:val="center"/>
+              <w:spacing w:after="20" w:before="20" w:line="240" w:lineRule="auto"/>
+            </w:pPr>
+            <w:r>
+              <w:rPr>
+                <w:rFonts w:ascii="Arial" w:hAnsi="Arial"/>
+                <w:sz w:val="18"/>
+              </w:rPr>
               <w:t xml:space="preserve">94</w:t>
             </w:r>
           </w:p>
@@ -290,6 +836,1254 @@
                 <w:sz w:val="18"/>
               </w:rPr>
               <w:t xml:space="preserve">ANDRÉ CARDOSO</w:t>
+            </w:r>
+          </w:p>
+        </w:tc>
+        <w:tc>
+          <w:tcPr>
+            <w:tcW w:w="2500" w:type="dxa"/>
+            <w:vAlign w:val="center"/>
+          </w:tcPr>
+          <w:p>
+            <w:pPr>
+              <w:jc w:val="left"/>
+              <w:spacing w:after="20" w:before="20" w:line="240" w:lineRule="auto"/>
+            </w:pPr>
+            <w:r>
+              <w:rPr>
+                <w:rFonts w:ascii="Arial" w:hAnsi="Arial"/>
+                <w:sz w:val="18"/>
+              </w:rPr>
+              <w:t xml:space="preserve"/>
+            </w:r>
+          </w:p>
+        </w:tc>
+      </w:tr>
+      <w:tr>
+        <w:tc>
+          <w:tcPr>
+            <w:tcW w:w="900" w:type="dxa"/>
+            <w:vAlign w:val="center"/>
+          </w:tcPr>
+          <w:p>
+            <w:pPr>
+              <w:jc w:val="center"/>
+              <w:spacing w:after="20" w:before="20" w:line="240" w:lineRule="auto"/>
+            </w:pPr>
+            <w:r>
+              <w:rPr>
+                <w:rFonts w:ascii="Arial" w:hAnsi="Arial"/>
+                <w:sz w:val="18"/>
+              </w:rPr>
+              <w:t xml:space="preserve">96</w:t>
+            </w:r>
+          </w:p>
+        </w:tc>
+        <w:tc>
+          <w:tcPr>
+            <w:tcW w:w="1700" w:type="dxa"/>
+            <w:vAlign w:val="center"/>
+          </w:tcPr>
+          <w:p>
+            <w:pPr>
+              <w:jc w:val="center"/>
+              <w:spacing w:after="20" w:before="20" w:line="240" w:lineRule="auto"/>
+            </w:pPr>
+            <w:r>
+              <w:rPr>
+                <w:rFonts w:ascii="Arial" w:hAnsi="Arial"/>
+                <w:sz w:val="18"/>
+              </w:rPr>
+              <w:t xml:space="preserve">AL CFO PM</w:t>
+            </w:r>
+          </w:p>
+        </w:tc>
+        <w:tc>
+          <w:tcPr>
+            <w:tcW w:w="4500" w:type="dxa"/>
+            <w:vAlign w:val="center"/>
+          </w:tcPr>
+          <w:p>
+            <w:pPr>
+              <w:jc w:val="left"/>
+              <w:spacing w:after="20" w:before="20" w:line="240" w:lineRule="auto"/>
+            </w:pPr>
+            <w:r>
+              <w:rPr>
+                <w:rFonts w:ascii="Arial" w:hAnsi="Arial"/>
+                <w:sz w:val="18"/>
+              </w:rPr>
+              <w:t xml:space="preserve">PATRÍCIA CORREIA</w:t>
+            </w:r>
+          </w:p>
+        </w:tc>
+        <w:tc>
+          <w:tcPr>
+            <w:tcW w:w="2500" w:type="dxa"/>
+            <w:vAlign w:val="center"/>
+          </w:tcPr>
+          <w:p>
+            <w:pPr>
+              <w:jc w:val="left"/>
+              <w:spacing w:after="20" w:before="20" w:line="240" w:lineRule="auto"/>
+            </w:pPr>
+            <w:r>
+              <w:rPr>
+                <w:rFonts w:ascii="Arial" w:hAnsi="Arial"/>
+                <w:sz w:val="18"/>
+              </w:rPr>
+              <w:t xml:space="preserve"/>
+            </w:r>
+          </w:p>
+        </w:tc>
+      </w:tr>
+      <w:tr>
+        <w:tc>
+          <w:tcPr>
+            <w:tcW w:w="900" w:type="dxa"/>
+            <w:vAlign w:val="center"/>
+          </w:tcPr>
+          <w:p>
+            <w:pPr>
+              <w:jc w:val="center"/>
+              <w:spacing w:after="20" w:before="20" w:line="240" w:lineRule="auto"/>
+            </w:pPr>
+            <w:r>
+              <w:rPr>
+                <w:rFonts w:ascii="Arial" w:hAnsi="Arial"/>
+                <w:sz w:val="18"/>
+              </w:rPr>
+              <w:t xml:space="preserve">104</w:t>
+            </w:r>
+          </w:p>
+        </w:tc>
+        <w:tc>
+          <w:tcPr>
+            <w:tcW w:w="1700" w:type="dxa"/>
+            <w:vAlign w:val="center"/>
+          </w:tcPr>
+          <w:p>
+            <w:pPr>
+              <w:jc w:val="center"/>
+              <w:spacing w:after="20" w:before="20" w:line="240" w:lineRule="auto"/>
+            </w:pPr>
+            <w:r>
+              <w:rPr>
+                <w:rFonts w:ascii="Arial" w:hAnsi="Arial"/>
+                <w:sz w:val="18"/>
+              </w:rPr>
+              <w:t xml:space="preserve">AL CFO PM</w:t>
+            </w:r>
+          </w:p>
+        </w:tc>
+        <w:tc>
+          <w:tcPr>
+            <w:tcW w:w="4500" w:type="dxa"/>
+            <w:vAlign w:val="center"/>
+          </w:tcPr>
+          <w:p>
+            <w:pPr>
+              <w:jc w:val="left"/>
+              <w:spacing w:after="20" w:before="20" w:line="240" w:lineRule="auto"/>
+            </w:pPr>
+            <w:r>
+              <w:rPr>
+                <w:rFonts w:ascii="Arial" w:hAnsi="Arial"/>
+                <w:sz w:val="18"/>
+              </w:rPr>
+              <w:t xml:space="preserve">FURTUNATO NETO</w:t>
+            </w:r>
+          </w:p>
+        </w:tc>
+        <w:tc>
+          <w:tcPr>
+            <w:tcW w:w="2500" w:type="dxa"/>
+            <w:vAlign w:val="center"/>
+          </w:tcPr>
+          <w:p>
+            <w:pPr>
+              <w:jc w:val="left"/>
+              <w:spacing w:after="20" w:before="20" w:line="240" w:lineRule="auto"/>
+            </w:pPr>
+            <w:r>
+              <w:rPr>
+                <w:rFonts w:ascii="Arial" w:hAnsi="Arial"/>
+                <w:sz w:val="18"/>
+              </w:rPr>
+              <w:t xml:space="preserve"/>
+            </w:r>
+          </w:p>
+        </w:tc>
+      </w:tr>
+      <w:tr>
+        <w:tc>
+          <w:tcPr>
+            <w:tcW w:w="900" w:type="dxa"/>
+            <w:vAlign w:val="center"/>
+          </w:tcPr>
+          <w:p>
+            <w:pPr>
+              <w:jc w:val="center"/>
+              <w:spacing w:after="20" w:before="20" w:line="240" w:lineRule="auto"/>
+            </w:pPr>
+            <w:r>
+              <w:rPr>
+                <w:rFonts w:ascii="Arial" w:hAnsi="Arial"/>
+                <w:sz w:val="18"/>
+              </w:rPr>
+              <w:t xml:space="preserve">121</w:t>
+            </w:r>
+          </w:p>
+        </w:tc>
+        <w:tc>
+          <w:tcPr>
+            <w:tcW w:w="1700" w:type="dxa"/>
+            <w:vAlign w:val="center"/>
+          </w:tcPr>
+          <w:p>
+            <w:pPr>
+              <w:jc w:val="center"/>
+              <w:spacing w:after="20" w:before="20" w:line="240" w:lineRule="auto"/>
+            </w:pPr>
+            <w:r>
+              <w:rPr>
+                <w:rFonts w:ascii="Arial" w:hAnsi="Arial"/>
+                <w:sz w:val="18"/>
+              </w:rPr>
+              <w:t xml:space="preserve">AL CFO PM</w:t>
+            </w:r>
+          </w:p>
+        </w:tc>
+        <w:tc>
+          <w:tcPr>
+            <w:tcW w:w="4500" w:type="dxa"/>
+            <w:vAlign w:val="center"/>
+          </w:tcPr>
+          <w:p>
+            <w:pPr>
+              <w:jc w:val="left"/>
+              <w:spacing w:after="20" w:before="20" w:line="240" w:lineRule="auto"/>
+            </w:pPr>
+            <w:r>
+              <w:rPr>
+                <w:rFonts w:ascii="Arial" w:hAnsi="Arial"/>
+                <w:sz w:val="18"/>
+              </w:rPr>
+              <w:t xml:space="preserve">LUNA</w:t>
+            </w:r>
+          </w:p>
+        </w:tc>
+        <w:tc>
+          <w:tcPr>
+            <w:tcW w:w="2500" w:type="dxa"/>
+            <w:vAlign w:val="center"/>
+          </w:tcPr>
+          <w:p>
+            <w:pPr>
+              <w:jc w:val="left"/>
+              <w:spacing w:after="20" w:before="20" w:line="240" w:lineRule="auto"/>
+            </w:pPr>
+            <w:r>
+              <w:rPr>
+                <w:rFonts w:ascii="Arial" w:hAnsi="Arial"/>
+                <w:sz w:val="18"/>
+              </w:rPr>
+              <w:t xml:space="preserve"/>
+            </w:r>
+          </w:p>
+        </w:tc>
+      </w:tr>
+      <w:tr>
+        <w:tc>
+          <w:tcPr>
+            <w:tcW w:w="900" w:type="dxa"/>
+            <w:vAlign w:val="center"/>
+          </w:tcPr>
+          <w:p>
+            <w:pPr>
+              <w:jc w:val="center"/>
+              <w:spacing w:after="20" w:before="20" w:line="240" w:lineRule="auto"/>
+            </w:pPr>
+            <w:r>
+              <w:rPr>
+                <w:rFonts w:ascii="Arial" w:hAnsi="Arial"/>
+                <w:sz w:val="18"/>
+              </w:rPr>
+              <w:t xml:space="preserve">128</w:t>
+            </w:r>
+          </w:p>
+        </w:tc>
+        <w:tc>
+          <w:tcPr>
+            <w:tcW w:w="1700" w:type="dxa"/>
+            <w:vAlign w:val="center"/>
+          </w:tcPr>
+          <w:p>
+            <w:pPr>
+              <w:jc w:val="center"/>
+              <w:spacing w:after="20" w:before="20" w:line="240" w:lineRule="auto"/>
+            </w:pPr>
+            <w:r>
+              <w:rPr>
+                <w:rFonts w:ascii="Arial" w:hAnsi="Arial"/>
+                <w:sz w:val="18"/>
+              </w:rPr>
+              <w:t xml:space="preserve">AL CFO PM</w:t>
+            </w:r>
+          </w:p>
+        </w:tc>
+        <w:tc>
+          <w:tcPr>
+            <w:tcW w:w="4500" w:type="dxa"/>
+            <w:vAlign w:val="center"/>
+          </w:tcPr>
+          <w:p>
+            <w:pPr>
+              <w:jc w:val="left"/>
+              <w:spacing w:after="20" w:before="20" w:line="240" w:lineRule="auto"/>
+            </w:pPr>
+            <w:r>
+              <w:rPr>
+                <w:rFonts w:ascii="Arial" w:hAnsi="Arial"/>
+                <w:sz w:val="18"/>
+              </w:rPr>
+              <w:t xml:space="preserve">MIGUEL</w:t>
+            </w:r>
+          </w:p>
+        </w:tc>
+        <w:tc>
+          <w:tcPr>
+            <w:tcW w:w="2500" w:type="dxa"/>
+            <w:vAlign w:val="center"/>
+          </w:tcPr>
+          <w:p>
+            <w:pPr>
+              <w:jc w:val="left"/>
+              <w:spacing w:after="20" w:before="20" w:line="240" w:lineRule="auto"/>
+            </w:pPr>
+            <w:r>
+              <w:rPr>
+                <w:rFonts w:ascii="Arial" w:hAnsi="Arial"/>
+                <w:sz w:val="18"/>
+              </w:rPr>
+              <w:t xml:space="preserve"/>
+            </w:r>
+          </w:p>
+        </w:tc>
+      </w:tr>
+      <w:tr>
+        <w:tc>
+          <w:tcPr>
+            <w:tcW w:w="900" w:type="dxa"/>
+            <w:vAlign w:val="center"/>
+          </w:tcPr>
+          <w:p>
+            <w:pPr>
+              <w:jc w:val="center"/>
+              <w:spacing w:after="20" w:before="20" w:line="240" w:lineRule="auto"/>
+            </w:pPr>
+            <w:r>
+              <w:rPr>
+                <w:rFonts w:ascii="Arial" w:hAnsi="Arial"/>
+                <w:sz w:val="18"/>
+              </w:rPr>
+              <w:t xml:space="preserve">130</w:t>
+            </w:r>
+          </w:p>
+        </w:tc>
+        <w:tc>
+          <w:tcPr>
+            <w:tcW w:w="1700" w:type="dxa"/>
+            <w:vAlign w:val="center"/>
+          </w:tcPr>
+          <w:p>
+            <w:pPr>
+              <w:jc w:val="center"/>
+              <w:spacing w:after="20" w:before="20" w:line="240" w:lineRule="auto"/>
+            </w:pPr>
+            <w:r>
+              <w:rPr>
+                <w:rFonts w:ascii="Arial" w:hAnsi="Arial"/>
+                <w:sz w:val="18"/>
+              </w:rPr>
+              <w:t xml:space="preserve">AL CFO PM</w:t>
+            </w:r>
+          </w:p>
+        </w:tc>
+        <w:tc>
+          <w:tcPr>
+            <w:tcW w:w="4500" w:type="dxa"/>
+            <w:vAlign w:val="center"/>
+          </w:tcPr>
+          <w:p>
+            <w:pPr>
+              <w:jc w:val="left"/>
+              <w:spacing w:after="20" w:before="20" w:line="240" w:lineRule="auto"/>
+            </w:pPr>
+            <w:r>
+              <w:rPr>
+                <w:rFonts w:ascii="Arial" w:hAnsi="Arial"/>
+                <w:sz w:val="18"/>
+              </w:rPr>
+              <w:t xml:space="preserve">IVALDO</w:t>
+            </w:r>
+          </w:p>
+        </w:tc>
+        <w:tc>
+          <w:tcPr>
+            <w:tcW w:w="2500" w:type="dxa"/>
+            <w:vAlign w:val="center"/>
+          </w:tcPr>
+          <w:p>
+            <w:pPr>
+              <w:jc w:val="left"/>
+              <w:spacing w:after="20" w:before="20" w:line="240" w:lineRule="auto"/>
+            </w:pPr>
+            <w:r>
+              <w:rPr>
+                <w:rFonts w:ascii="Arial" w:hAnsi="Arial"/>
+                <w:sz w:val="18"/>
+              </w:rPr>
+              <w:t xml:space="preserve"/>
+            </w:r>
+          </w:p>
+        </w:tc>
+      </w:tr>
+      <w:tr>
+        <w:tc>
+          <w:tcPr>
+            <w:tcW w:w="900" w:type="dxa"/>
+            <w:vAlign w:val="center"/>
+          </w:tcPr>
+          <w:p>
+            <w:pPr>
+              <w:jc w:val="center"/>
+              <w:spacing w:after="20" w:before="20" w:line="240" w:lineRule="auto"/>
+            </w:pPr>
+            <w:r>
+              <w:rPr>
+                <w:rFonts w:ascii="Arial" w:hAnsi="Arial"/>
+                <w:sz w:val="18"/>
+              </w:rPr>
+              <w:t xml:space="preserve">141</w:t>
+            </w:r>
+          </w:p>
+        </w:tc>
+        <w:tc>
+          <w:tcPr>
+            <w:tcW w:w="1700" w:type="dxa"/>
+            <w:vAlign w:val="center"/>
+          </w:tcPr>
+          <w:p>
+            <w:pPr>
+              <w:jc w:val="center"/>
+              <w:spacing w:after="20" w:before="20" w:line="240" w:lineRule="auto"/>
+            </w:pPr>
+            <w:r>
+              <w:rPr>
+                <w:rFonts w:ascii="Arial" w:hAnsi="Arial"/>
+                <w:sz w:val="18"/>
+              </w:rPr>
+              <w:t xml:space="preserve">AL CFO PM</w:t>
+            </w:r>
+          </w:p>
+        </w:tc>
+        <w:tc>
+          <w:tcPr>
+            <w:tcW w:w="4500" w:type="dxa"/>
+            <w:vAlign w:val="center"/>
+          </w:tcPr>
+          <w:p>
+            <w:pPr>
+              <w:jc w:val="left"/>
+              <w:spacing w:after="20" w:before="20" w:line="240" w:lineRule="auto"/>
+            </w:pPr>
+            <w:r>
+              <w:rPr>
+                <w:rFonts w:ascii="Arial" w:hAnsi="Arial"/>
+                <w:sz w:val="18"/>
+              </w:rPr>
+              <w:t xml:space="preserve">RAMONN</w:t>
+            </w:r>
+          </w:p>
+        </w:tc>
+        <w:tc>
+          <w:tcPr>
+            <w:tcW w:w="2500" w:type="dxa"/>
+            <w:vAlign w:val="center"/>
+          </w:tcPr>
+          <w:p>
+            <w:pPr>
+              <w:jc w:val="left"/>
+              <w:spacing w:after="20" w:before="20" w:line="240" w:lineRule="auto"/>
+            </w:pPr>
+            <w:r>
+              <w:rPr>
+                <w:rFonts w:ascii="Arial" w:hAnsi="Arial"/>
+                <w:sz w:val="18"/>
+              </w:rPr>
+              <w:t xml:space="preserve"/>
+            </w:r>
+          </w:p>
+        </w:tc>
+      </w:tr>
+      <w:tr>
+        <w:tc>
+          <w:tcPr>
+            <w:tcW w:w="900" w:type="dxa"/>
+            <w:vAlign w:val="center"/>
+          </w:tcPr>
+          <w:p>
+            <w:pPr>
+              <w:jc w:val="center"/>
+              <w:spacing w:after="20" w:before="20" w:line="240" w:lineRule="auto"/>
+            </w:pPr>
+            <w:r>
+              <w:rPr>
+                <w:rFonts w:ascii="Arial" w:hAnsi="Arial"/>
+                <w:sz w:val="18"/>
+              </w:rPr>
+              <w:t xml:space="preserve">145</w:t>
+            </w:r>
+          </w:p>
+        </w:tc>
+        <w:tc>
+          <w:tcPr>
+            <w:tcW w:w="1700" w:type="dxa"/>
+            <w:vAlign w:val="center"/>
+          </w:tcPr>
+          <w:p>
+            <w:pPr>
+              <w:jc w:val="center"/>
+              <w:spacing w:after="20" w:before="20" w:line="240" w:lineRule="auto"/>
+            </w:pPr>
+            <w:r>
+              <w:rPr>
+                <w:rFonts w:ascii="Arial" w:hAnsi="Arial"/>
+                <w:sz w:val="18"/>
+              </w:rPr>
+              <w:t xml:space="preserve">AL CFO PM</w:t>
+            </w:r>
+          </w:p>
+        </w:tc>
+        <w:tc>
+          <w:tcPr>
+            <w:tcW w:w="4500" w:type="dxa"/>
+            <w:vAlign w:val="center"/>
+          </w:tcPr>
+          <w:p>
+            <w:pPr>
+              <w:jc w:val="left"/>
+              <w:spacing w:after="20" w:before="20" w:line="240" w:lineRule="auto"/>
+            </w:pPr>
+            <w:r>
+              <w:rPr>
+                <w:rFonts w:ascii="Arial" w:hAnsi="Arial"/>
+                <w:sz w:val="18"/>
+              </w:rPr>
+              <w:t xml:space="preserve">FRANCISCO VIEIRA</w:t>
+            </w:r>
+          </w:p>
+        </w:tc>
+        <w:tc>
+          <w:tcPr>
+            <w:tcW w:w="2500" w:type="dxa"/>
+            <w:vAlign w:val="center"/>
+          </w:tcPr>
+          <w:p>
+            <w:pPr>
+              <w:jc w:val="left"/>
+              <w:spacing w:after="20" w:before="20" w:line="240" w:lineRule="auto"/>
+            </w:pPr>
+            <w:r>
+              <w:rPr>
+                <w:rFonts w:ascii="Arial" w:hAnsi="Arial"/>
+                <w:sz w:val="18"/>
+              </w:rPr>
+              <w:t xml:space="preserve"/>
+            </w:r>
+          </w:p>
+        </w:tc>
+      </w:tr>
+      <w:tr>
+        <w:tc>
+          <w:tcPr>
+            <w:tcW w:w="900" w:type="dxa"/>
+            <w:vAlign w:val="center"/>
+          </w:tcPr>
+          <w:p>
+            <w:pPr>
+              <w:jc w:val="center"/>
+              <w:spacing w:after="20" w:before="20" w:line="240" w:lineRule="auto"/>
+            </w:pPr>
+            <w:r>
+              <w:rPr>
+                <w:rFonts w:ascii="Arial" w:hAnsi="Arial"/>
+                <w:sz w:val="18"/>
+              </w:rPr>
+              <w:t xml:space="preserve">150</w:t>
+            </w:r>
+          </w:p>
+        </w:tc>
+        <w:tc>
+          <w:tcPr>
+            <w:tcW w:w="1700" w:type="dxa"/>
+            <w:vAlign w:val="center"/>
+          </w:tcPr>
+          <w:p>
+            <w:pPr>
+              <w:jc w:val="center"/>
+              <w:spacing w:after="20" w:before="20" w:line="240" w:lineRule="auto"/>
+            </w:pPr>
+            <w:r>
+              <w:rPr>
+                <w:rFonts w:ascii="Arial" w:hAnsi="Arial"/>
+                <w:sz w:val="18"/>
+              </w:rPr>
+              <w:t xml:space="preserve">AL CFO PM</w:t>
+            </w:r>
+          </w:p>
+        </w:tc>
+        <w:tc>
+          <w:tcPr>
+            <w:tcW w:w="4500" w:type="dxa"/>
+            <w:vAlign w:val="center"/>
+          </w:tcPr>
+          <w:p>
+            <w:pPr>
+              <w:jc w:val="left"/>
+              <w:spacing w:after="20" w:before="20" w:line="240" w:lineRule="auto"/>
+            </w:pPr>
+            <w:r>
+              <w:rPr>
+                <w:rFonts w:ascii="Arial" w:hAnsi="Arial"/>
+                <w:sz w:val="18"/>
+              </w:rPr>
+              <w:t xml:space="preserve">GERALDO</w:t>
+            </w:r>
+          </w:p>
+        </w:tc>
+        <w:tc>
+          <w:tcPr>
+            <w:tcW w:w="2500" w:type="dxa"/>
+            <w:vAlign w:val="center"/>
+          </w:tcPr>
+          <w:p>
+            <w:pPr>
+              <w:jc w:val="left"/>
+              <w:spacing w:after="20" w:before="20" w:line="240" w:lineRule="auto"/>
+            </w:pPr>
+            <w:r>
+              <w:rPr>
+                <w:rFonts w:ascii="Arial" w:hAnsi="Arial"/>
+                <w:sz w:val="18"/>
+              </w:rPr>
+              <w:t xml:space="preserve"/>
+            </w:r>
+          </w:p>
+        </w:tc>
+      </w:tr>
+      <w:tr>
+        <w:tc>
+          <w:tcPr>
+            <w:tcW w:w="900" w:type="dxa"/>
+            <w:vAlign w:val="center"/>
+          </w:tcPr>
+          <w:p>
+            <w:pPr>
+              <w:jc w:val="center"/>
+              <w:spacing w:after="20" w:before="20" w:line="240" w:lineRule="auto"/>
+            </w:pPr>
+            <w:r>
+              <w:rPr>
+                <w:rFonts w:ascii="Arial" w:hAnsi="Arial"/>
+                <w:sz w:val="18"/>
+              </w:rPr>
+              <w:t xml:space="preserve">158</w:t>
+            </w:r>
+          </w:p>
+        </w:tc>
+        <w:tc>
+          <w:tcPr>
+            <w:tcW w:w="1700" w:type="dxa"/>
+            <w:vAlign w:val="center"/>
+          </w:tcPr>
+          <w:p>
+            <w:pPr>
+              <w:jc w:val="center"/>
+              <w:spacing w:after="20" w:before="20" w:line="240" w:lineRule="auto"/>
+            </w:pPr>
+            <w:r>
+              <w:rPr>
+                <w:rFonts w:ascii="Arial" w:hAnsi="Arial"/>
+                <w:sz w:val="18"/>
+              </w:rPr>
+              <w:t xml:space="preserve">AL CFO PM</w:t>
+            </w:r>
+          </w:p>
+        </w:tc>
+        <w:tc>
+          <w:tcPr>
+            <w:tcW w:w="4500" w:type="dxa"/>
+            <w:vAlign w:val="center"/>
+          </w:tcPr>
+          <w:p>
+            <w:pPr>
+              <w:jc w:val="left"/>
+              <w:spacing w:after="20" w:before="20" w:line="240" w:lineRule="auto"/>
+            </w:pPr>
+            <w:r>
+              <w:rPr>
+                <w:rFonts w:ascii="Arial" w:hAnsi="Arial"/>
+                <w:sz w:val="18"/>
+              </w:rPr>
+              <w:t xml:space="preserve">FELIPE OLIVEIRA</w:t>
+            </w:r>
+          </w:p>
+        </w:tc>
+        <w:tc>
+          <w:tcPr>
+            <w:tcW w:w="2500" w:type="dxa"/>
+            <w:vAlign w:val="center"/>
+          </w:tcPr>
+          <w:p>
+            <w:pPr>
+              <w:jc w:val="left"/>
+              <w:spacing w:after="20" w:before="20" w:line="240" w:lineRule="auto"/>
+            </w:pPr>
+            <w:r>
+              <w:rPr>
+                <w:rFonts w:ascii="Arial" w:hAnsi="Arial"/>
+                <w:sz w:val="18"/>
+              </w:rPr>
+              <w:t xml:space="preserve"/>
+            </w:r>
+          </w:p>
+        </w:tc>
+      </w:tr>
+      <w:tr>
+        <w:tc>
+          <w:tcPr>
+            <w:tcW w:w="900" w:type="dxa"/>
+            <w:vAlign w:val="center"/>
+          </w:tcPr>
+          <w:p>
+            <w:pPr>
+              <w:jc w:val="center"/>
+              <w:spacing w:after="20" w:before="20" w:line="240" w:lineRule="auto"/>
+            </w:pPr>
+            <w:r>
+              <w:rPr>
+                <w:rFonts w:ascii="Arial" w:hAnsi="Arial"/>
+                <w:sz w:val="18"/>
+              </w:rPr>
+              <w:t xml:space="preserve">161</w:t>
+            </w:r>
+          </w:p>
+        </w:tc>
+        <w:tc>
+          <w:tcPr>
+            <w:tcW w:w="1700" w:type="dxa"/>
+            <w:vAlign w:val="center"/>
+          </w:tcPr>
+          <w:p>
+            <w:pPr>
+              <w:jc w:val="center"/>
+              <w:spacing w:after="20" w:before="20" w:line="240" w:lineRule="auto"/>
+            </w:pPr>
+            <w:r>
+              <w:rPr>
+                <w:rFonts w:ascii="Arial" w:hAnsi="Arial"/>
+                <w:sz w:val="18"/>
+              </w:rPr>
+              <w:t xml:space="preserve">AL CFO PM</w:t>
+            </w:r>
+          </w:p>
+        </w:tc>
+        <w:tc>
+          <w:tcPr>
+            <w:tcW w:w="4500" w:type="dxa"/>
+            <w:vAlign w:val="center"/>
+          </w:tcPr>
+          <w:p>
+            <w:pPr>
+              <w:jc w:val="left"/>
+              <w:spacing w:after="20" w:before="20" w:line="240" w:lineRule="auto"/>
+            </w:pPr>
+            <w:r>
+              <w:rPr>
+                <w:rFonts w:ascii="Arial" w:hAnsi="Arial"/>
+                <w:sz w:val="18"/>
+              </w:rPr>
+              <w:t xml:space="preserve">FELIPE GOMES</w:t>
+            </w:r>
+          </w:p>
+        </w:tc>
+        <w:tc>
+          <w:tcPr>
+            <w:tcW w:w="2500" w:type="dxa"/>
+            <w:vAlign w:val="center"/>
+          </w:tcPr>
+          <w:p>
+            <w:pPr>
+              <w:jc w:val="left"/>
+              <w:spacing w:after="20" w:before="20" w:line="240" w:lineRule="auto"/>
+            </w:pPr>
+            <w:r>
+              <w:rPr>
+                <w:rFonts w:ascii="Arial" w:hAnsi="Arial"/>
+                <w:sz w:val="18"/>
+              </w:rPr>
+              <w:t xml:space="preserve"/>
+            </w:r>
+          </w:p>
+        </w:tc>
+      </w:tr>
+      <w:tr>
+        <w:tc>
+          <w:tcPr>
+            <w:tcW w:w="900" w:type="dxa"/>
+            <w:vAlign w:val="center"/>
+          </w:tcPr>
+          <w:p>
+            <w:pPr>
+              <w:jc w:val="center"/>
+              <w:spacing w:after="20" w:before="20" w:line="240" w:lineRule="auto"/>
+            </w:pPr>
+            <w:r>
+              <w:rPr>
+                <w:rFonts w:ascii="Arial" w:hAnsi="Arial"/>
+                <w:sz w:val="18"/>
+              </w:rPr>
+              <w:t xml:space="preserve">163</w:t>
+            </w:r>
+          </w:p>
+        </w:tc>
+        <w:tc>
+          <w:tcPr>
+            <w:tcW w:w="1700" w:type="dxa"/>
+            <w:vAlign w:val="center"/>
+          </w:tcPr>
+          <w:p>
+            <w:pPr>
+              <w:jc w:val="center"/>
+              <w:spacing w:after="20" w:before="20" w:line="240" w:lineRule="auto"/>
+            </w:pPr>
+            <w:r>
+              <w:rPr>
+                <w:rFonts w:ascii="Arial" w:hAnsi="Arial"/>
+                <w:sz w:val="18"/>
+              </w:rPr>
+              <w:t xml:space="preserve">AL CFO PM</w:t>
+            </w:r>
+          </w:p>
+        </w:tc>
+        <w:tc>
+          <w:tcPr>
+            <w:tcW w:w="4500" w:type="dxa"/>
+            <w:vAlign w:val="center"/>
+          </w:tcPr>
+          <w:p>
+            <w:pPr>
+              <w:jc w:val="left"/>
+              <w:spacing w:after="20" w:before="20" w:line="240" w:lineRule="auto"/>
+            </w:pPr>
+            <w:r>
+              <w:rPr>
+                <w:rFonts w:ascii="Arial" w:hAnsi="Arial"/>
+                <w:sz w:val="18"/>
+              </w:rPr>
+              <w:t xml:space="preserve">ELIVELTON RODRIGUES</w:t>
+            </w:r>
+          </w:p>
+        </w:tc>
+        <w:tc>
+          <w:tcPr>
+            <w:tcW w:w="2500" w:type="dxa"/>
+            <w:vAlign w:val="center"/>
+          </w:tcPr>
+          <w:p>
+            <w:pPr>
+              <w:jc w:val="left"/>
+              <w:spacing w:after="20" w:before="20" w:line="240" w:lineRule="auto"/>
+            </w:pPr>
+            <w:r>
+              <w:rPr>
+                <w:rFonts w:ascii="Arial" w:hAnsi="Arial"/>
+                <w:sz w:val="18"/>
+              </w:rPr>
+              <w:t xml:space="preserve"/>
+            </w:r>
+          </w:p>
+        </w:tc>
+      </w:tr>
+      <w:tr>
+        <w:tc>
+          <w:tcPr>
+            <w:tcW w:w="900" w:type="dxa"/>
+            <w:vAlign w:val="center"/>
+          </w:tcPr>
+          <w:p>
+            <w:pPr>
+              <w:jc w:val="center"/>
+              <w:spacing w:after="20" w:before="20" w:line="240" w:lineRule="auto"/>
+            </w:pPr>
+            <w:r>
+              <w:rPr>
+                <w:rFonts w:ascii="Arial" w:hAnsi="Arial"/>
+                <w:sz w:val="18"/>
+              </w:rPr>
+              <w:t xml:space="preserve">173</w:t>
+            </w:r>
+          </w:p>
+        </w:tc>
+        <w:tc>
+          <w:tcPr>
+            <w:tcW w:w="1700" w:type="dxa"/>
+            <w:vAlign w:val="center"/>
+          </w:tcPr>
+          <w:p>
+            <w:pPr>
+              <w:jc w:val="center"/>
+              <w:spacing w:after="20" w:before="20" w:line="240" w:lineRule="auto"/>
+            </w:pPr>
+            <w:r>
+              <w:rPr>
+                <w:rFonts w:ascii="Arial" w:hAnsi="Arial"/>
+                <w:sz w:val="18"/>
+              </w:rPr>
+              <w:t xml:space="preserve">AL CFO PM</w:t>
+            </w:r>
+          </w:p>
+        </w:tc>
+        <w:tc>
+          <w:tcPr>
+            <w:tcW w:w="4500" w:type="dxa"/>
+            <w:vAlign w:val="center"/>
+          </w:tcPr>
+          <w:p>
+            <w:pPr>
+              <w:jc w:val="left"/>
+              <w:spacing w:after="20" w:before="20" w:line="240" w:lineRule="auto"/>
+            </w:pPr>
+            <w:r>
+              <w:rPr>
+                <w:rFonts w:ascii="Arial" w:hAnsi="Arial"/>
+                <w:sz w:val="18"/>
+              </w:rPr>
+              <w:t xml:space="preserve">HÉVILA</w:t>
+            </w:r>
+          </w:p>
+        </w:tc>
+        <w:tc>
+          <w:tcPr>
+            <w:tcW w:w="2500" w:type="dxa"/>
+            <w:vAlign w:val="center"/>
+          </w:tcPr>
+          <w:p>
+            <w:pPr>
+              <w:jc w:val="left"/>
+              <w:spacing w:after="20" w:before="20" w:line="240" w:lineRule="auto"/>
+            </w:pPr>
+            <w:r>
+              <w:rPr>
+                <w:rFonts w:ascii="Arial" w:hAnsi="Arial"/>
+                <w:sz w:val="18"/>
+              </w:rPr>
+              <w:t xml:space="preserve"/>
+            </w:r>
+          </w:p>
+        </w:tc>
+      </w:tr>
+      <w:tr>
+        <w:tc>
+          <w:tcPr>
+            <w:tcW w:w="900" w:type="dxa"/>
+            <w:vAlign w:val="center"/>
+          </w:tcPr>
+          <w:p>
+            <w:pPr>
+              <w:jc w:val="center"/>
+              <w:spacing w:after="20" w:before="20" w:line="240" w:lineRule="auto"/>
+            </w:pPr>
+            <w:r>
+              <w:rPr>
+                <w:rFonts w:ascii="Arial" w:hAnsi="Arial"/>
+                <w:sz w:val="18"/>
+              </w:rPr>
+              <w:t xml:space="preserve">181</w:t>
+            </w:r>
+          </w:p>
+        </w:tc>
+        <w:tc>
+          <w:tcPr>
+            <w:tcW w:w="1700" w:type="dxa"/>
+            <w:vAlign w:val="center"/>
+          </w:tcPr>
+          <w:p>
+            <w:pPr>
+              <w:jc w:val="center"/>
+              <w:spacing w:after="20" w:before="20" w:line="240" w:lineRule="auto"/>
+            </w:pPr>
+            <w:r>
+              <w:rPr>
+                <w:rFonts w:ascii="Arial" w:hAnsi="Arial"/>
+                <w:sz w:val="18"/>
+              </w:rPr>
+              <w:t xml:space="preserve">AL CFO PM</w:t>
+            </w:r>
+          </w:p>
+        </w:tc>
+        <w:tc>
+          <w:tcPr>
+            <w:tcW w:w="4500" w:type="dxa"/>
+            <w:vAlign w:val="center"/>
+          </w:tcPr>
+          <w:p>
+            <w:pPr>
+              <w:jc w:val="left"/>
+              <w:spacing w:after="20" w:before="20" w:line="240" w:lineRule="auto"/>
+            </w:pPr>
+            <w:r>
+              <w:rPr>
+                <w:rFonts w:ascii="Arial" w:hAnsi="Arial"/>
+                <w:sz w:val="18"/>
+              </w:rPr>
+              <w:t xml:space="preserve">PABLO MACIEL</w:t>
+            </w:r>
+          </w:p>
+        </w:tc>
+        <w:tc>
+          <w:tcPr>
+            <w:tcW w:w="2500" w:type="dxa"/>
+            <w:vAlign w:val="center"/>
+          </w:tcPr>
+          <w:p>
+            <w:pPr>
+              <w:jc w:val="left"/>
+              <w:spacing w:after="20" w:before="20" w:line="240" w:lineRule="auto"/>
+            </w:pPr>
+            <w:r>
+              <w:rPr>
+                <w:rFonts w:ascii="Arial" w:hAnsi="Arial"/>
+                <w:sz w:val="18"/>
+              </w:rPr>
+              <w:t xml:space="preserve"/>
+            </w:r>
+          </w:p>
+        </w:tc>
+      </w:tr>
+      <w:tr>
+        <w:tc>
+          <w:tcPr>
+            <w:tcW w:w="900" w:type="dxa"/>
+            <w:vAlign w:val="center"/>
+          </w:tcPr>
+          <w:p>
+            <w:pPr>
+              <w:jc w:val="center"/>
+              <w:spacing w:after="20" w:before="20" w:line="240" w:lineRule="auto"/>
+            </w:pPr>
+            <w:r>
+              <w:rPr>
+                <w:rFonts w:ascii="Arial" w:hAnsi="Arial"/>
+                <w:sz w:val="18"/>
+              </w:rPr>
+              <w:t xml:space="preserve">190</w:t>
+            </w:r>
+          </w:p>
+        </w:tc>
+        <w:tc>
+          <w:tcPr>
+            <w:tcW w:w="1700" w:type="dxa"/>
+            <w:vAlign w:val="center"/>
+          </w:tcPr>
+          <w:p>
+            <w:pPr>
+              <w:jc w:val="center"/>
+              <w:spacing w:after="20" w:before="20" w:line="240" w:lineRule="auto"/>
+            </w:pPr>
+            <w:r>
+              <w:rPr>
+                <w:rFonts w:ascii="Arial" w:hAnsi="Arial"/>
+                <w:sz w:val="18"/>
+              </w:rPr>
+              <w:t xml:space="preserve">AL CFO PM</w:t>
+            </w:r>
+          </w:p>
+        </w:tc>
+        <w:tc>
+          <w:tcPr>
+            <w:tcW w:w="4500" w:type="dxa"/>
+            <w:vAlign w:val="center"/>
+          </w:tcPr>
+          <w:p>
+            <w:pPr>
+              <w:jc w:val="left"/>
+              <w:spacing w:after="20" w:before="20" w:line="240" w:lineRule="auto"/>
+            </w:pPr>
+            <w:r>
+              <w:rPr>
+                <w:rFonts w:ascii="Arial" w:hAnsi="Arial"/>
+                <w:sz w:val="18"/>
+              </w:rPr>
+              <w:t xml:space="preserve">LARISSA ALCANTARA</w:t>
+            </w:r>
+          </w:p>
+        </w:tc>
+        <w:tc>
+          <w:tcPr>
+            <w:tcW w:w="2500" w:type="dxa"/>
+            <w:vAlign w:val="center"/>
+          </w:tcPr>
+          <w:p>
+            <w:pPr>
+              <w:jc w:val="left"/>
+              <w:spacing w:after="20" w:before="20" w:line="240" w:lineRule="auto"/>
+            </w:pPr>
+            <w:r>
+              <w:rPr>
+                <w:rFonts w:ascii="Arial" w:hAnsi="Arial"/>
+                <w:sz w:val="18"/>
+              </w:rPr>
+              <w:t xml:space="preserve"/>
+            </w:r>
+          </w:p>
+        </w:tc>
+      </w:tr>
+      <w:tr>
+        <w:tc>
+          <w:tcPr>
+            <w:tcW w:w="900" w:type="dxa"/>
+            <w:vAlign w:val="center"/>
+          </w:tcPr>
+          <w:p>
+            <w:pPr>
+              <w:jc w:val="center"/>
+              <w:spacing w:after="20" w:before="20" w:line="240" w:lineRule="auto"/>
+            </w:pPr>
+            <w:r>
+              <w:rPr>
+                <w:rFonts w:ascii="Arial" w:hAnsi="Arial"/>
+                <w:sz w:val="18"/>
+              </w:rPr>
+              <w:t xml:space="preserve">204</w:t>
+            </w:r>
+          </w:p>
+        </w:tc>
+        <w:tc>
+          <w:tcPr>
+            <w:tcW w:w="1700" w:type="dxa"/>
+            <w:vAlign w:val="center"/>
+          </w:tcPr>
+          <w:p>
+            <w:pPr>
+              <w:jc w:val="center"/>
+              <w:spacing w:after="20" w:before="20" w:line="240" w:lineRule="auto"/>
+            </w:pPr>
+            <w:r>
+              <w:rPr>
+                <w:rFonts w:ascii="Arial" w:hAnsi="Arial"/>
+                <w:sz w:val="18"/>
+              </w:rPr>
+              <w:t xml:space="preserve">AL CFO PM</w:t>
+            </w:r>
+          </w:p>
+        </w:tc>
+        <w:tc>
+          <w:tcPr>
+            <w:tcW w:w="4500" w:type="dxa"/>
+            <w:vAlign w:val="center"/>
+          </w:tcPr>
+          <w:p>
+            <w:pPr>
+              <w:jc w:val="left"/>
+              <w:spacing w:after="20" w:before="20" w:line="240" w:lineRule="auto"/>
+            </w:pPr>
+            <w:r>
+              <w:rPr>
+                <w:rFonts w:ascii="Arial" w:hAnsi="Arial"/>
+                <w:sz w:val="18"/>
+              </w:rPr>
+              <w:t xml:space="preserve">AMANDA</w:t>
+            </w:r>
+          </w:p>
+        </w:tc>
+        <w:tc>
+          <w:tcPr>
+            <w:tcW w:w="2500" w:type="dxa"/>
+            <w:vAlign w:val="center"/>
+          </w:tcPr>
+          <w:p>
+            <w:pPr>
+              <w:jc w:val="left"/>
+              <w:spacing w:after="20" w:before="20" w:line="240" w:lineRule="auto"/>
+            </w:pPr>
+            <w:r>
+              <w:rPr>
+                <w:rFonts w:ascii="Arial" w:hAnsi="Arial"/>
+                <w:sz w:val="18"/>
+              </w:rPr>
+              <w:t xml:space="preserve"/>
+            </w:r>
+          </w:p>
+        </w:tc>
+      </w:tr>
+      <w:tr>
+        <w:tc>
+          <w:tcPr>
+            <w:tcW w:w="900" w:type="dxa"/>
+            <w:vAlign w:val="center"/>
+          </w:tcPr>
+          <w:p>
+            <w:pPr>
+              <w:jc w:val="center"/>
+              <w:spacing w:after="20" w:before="20" w:line="240" w:lineRule="auto"/>
+            </w:pPr>
+            <w:r>
+              <w:rPr>
+                <w:rFonts w:ascii="Arial" w:hAnsi="Arial"/>
+                <w:sz w:val="18"/>
+              </w:rPr>
+              <w:t xml:space="preserve">208</w:t>
+            </w:r>
+          </w:p>
+        </w:tc>
+        <w:tc>
+          <w:tcPr>
+            <w:tcW w:w="1700" w:type="dxa"/>
+            <w:vAlign w:val="center"/>
+          </w:tcPr>
+          <w:p>
+            <w:pPr>
+              <w:jc w:val="center"/>
+              <w:spacing w:after="20" w:before="20" w:line="240" w:lineRule="auto"/>
+            </w:pPr>
+            <w:r>
+              <w:rPr>
+                <w:rFonts w:ascii="Arial" w:hAnsi="Arial"/>
+                <w:sz w:val="18"/>
+              </w:rPr>
+              <w:t xml:space="preserve">AL CFO PM</w:t>
+            </w:r>
+          </w:p>
+        </w:tc>
+        <w:tc>
+          <w:tcPr>
+            <w:tcW w:w="4500" w:type="dxa"/>
+            <w:vAlign w:val="center"/>
+          </w:tcPr>
+          <w:p>
+            <w:pPr>
+              <w:jc w:val="left"/>
+              <w:spacing w:after="20" w:before="20" w:line="240" w:lineRule="auto"/>
+            </w:pPr>
+            <w:r>
+              <w:rPr>
+                <w:rFonts w:ascii="Arial" w:hAnsi="Arial"/>
+                <w:sz w:val="18"/>
+              </w:rPr>
+              <w:t xml:space="preserve">FABIANA</w:t>
             </w:r>
           </w:p>
         </w:tc>
@@ -409,7 +2203,7 @@
                 <w:sz w:val="18"/>
                 <w:b/>
               </w:rPr>
-              <w:t xml:space="preserve">TOTAL PLANTÃO: 2</w:t>
+              <w:t xml:space="preserve">TOTAL PLANTÃO: 25</w:t>
             </w:r>
           </w:p>
         </w:tc>
